--- a/ANALYSE_ET_CONCEPTION.docx
+++ b/ANALYSE_ET_CONCEPTION.docx
@@ -502,19 +502,19 @@
         <w:pStyle w:val="Corpsdetexte"/>
       </w:pPr>
       <w:r>
-        <w:t xml:space="preserve">Sont hors périmètre de cette version : la double authentification (TOTP), l’édition en place de</w:t>
-      </w:r>
-      <w:r>
-        <w:t xml:space="preserve"> </w:t>
-      </w:r>
-      <w:r>
-        <w:t xml:space="preserve">certaines entités de référence, et l’exploitation d’une instance OpenSearch réelle — l’adaptateur</w:t>
-      </w:r>
-      <w:r>
-        <w:t xml:space="preserve"> </w:t>
-      </w:r>
-      <w:r>
-        <w:t xml:space="preserve">correspondant est écrit mais n’a jamais été exercé faute d’environnement.</w:t>
+        <w:t xml:space="preserve">Sont hors périmètre de cette version : l’édition en place de certaines entités de référence, et</w:t>
+      </w:r>
+      <w:r>
+        <w:t xml:space="preserve"> </w:t>
+      </w:r>
+      <w:r>
+        <w:t xml:space="preserve">l’exploitation d’une instance OpenSearch réelle — l’adaptateur correspondant est écrit mais n’a</w:t>
+      </w:r>
+      <w:r>
+        <w:t xml:space="preserve"> </w:t>
+      </w:r>
+      <w:r>
+        <w:t xml:space="preserve">jamais été exercé faute d’environnement.</w:t>
       </w:r>
     </w:p>
     <w:bookmarkEnd w:id="25"/>
@@ -2779,7 +2779,7 @@
     </w:p>
     <w:bookmarkEnd w:id="52"/>
     <w:bookmarkEnd w:id="53"/>
-    <w:bookmarkStart w:id="79" w:name="conception-technique"/>
+    <w:bookmarkStart w:id="80" w:name="conception-technique"/>
     <w:p>
       <w:pPr>
         <w:pStyle w:val="Titre1"/>
@@ -3921,7 +3921,7 @@
       </w:r>
     </w:p>
     <w:bookmarkEnd w:id="66"/>
-    <w:bookmarkStart w:id="74" w:name="sécurité"/>
+    <w:bookmarkStart w:id="75" w:name="sécurité"/>
     <w:p>
       <w:pPr>
         <w:pStyle w:val="Titre2"/>
@@ -4344,7 +4344,226 @@
       </w:r>
     </w:p>
     <w:bookmarkEnd w:id="72"/>
-    <w:bookmarkStart w:id="73" w:name="autres-mesures"/>
+    <w:bookmarkStart w:id="73" w:name="double-authentification"/>
+    <w:p>
+      <w:pPr>
+        <w:pStyle w:val="Titre3"/>
+      </w:pPr>
+      <w:r>
+        <w:t xml:space="preserve">Double authentification</w:t>
+      </w:r>
+    </w:p>
+    <w:p>
+      <w:pPr>
+        <w:pStyle w:val="FirstParagraph"/>
+      </w:pPr>
+      <w:r>
+        <w:t xml:space="preserve">Un code TOTP à six chiffres, renouvelé toutes les trente secondes, compatible avec les applications</w:t>
+      </w:r>
+      <w:r>
+        <w:t xml:space="preserve"> </w:t>
+      </w:r>
+      <w:r>
+        <w:t xml:space="preserve">d’authentification courantes.</w:t>
+      </w:r>
+    </w:p>
+    <w:p>
+      <w:pPr>
+        <w:pStyle w:val="Corpsdetexte"/>
+      </w:pPr>
+      <w:r>
+        <w:t xml:space="preserve">L’algorithme de la RFC 6238 est</w:t>
+      </w:r>
+      <w:r>
+        <w:t xml:space="preserve"> </w:t>
+      </w:r>
+      <w:r>
+        <w:rPr>
+          <w:b/>
+          <w:bCs/>
+        </w:rPr>
+        <w:t xml:space="preserve">implémenté dans le dépôt</w:t>
+      </w:r>
+      <w:r>
+        <w:t xml:space="preserve"> </w:t>
+      </w:r>
+      <w:r>
+        <w:t xml:space="preserve">plutôt qu’emprunté à une bibliothèque :</w:t>
+      </w:r>
+      <w:r>
+        <w:t xml:space="preserve"> </w:t>
+      </w:r>
+      <w:r>
+        <w:t xml:space="preserve">il tient en une trentaine de lignes utiles, et la RFC publie des vecteurs de test qui en vérifient</w:t>
+      </w:r>
+      <w:r>
+        <w:t xml:space="preserve"> </w:t>
+      </w:r>
+      <w:r>
+        <w:t xml:space="preserve">l’exactitude de bout en bout. Une implémentation qu’on peut prouver juste vaut mieux qu’une</w:t>
+      </w:r>
+      <w:r>
+        <w:t xml:space="preserve"> </w:t>
+      </w:r>
+      <w:r>
+        <w:t xml:space="preserve">dépendance de plus dans la chaîne d’approvisionnement d’une application qui supervise une production</w:t>
+      </w:r>
+      <w:r>
+        <w:t xml:space="preserve"> </w:t>
+      </w:r>
+      <w:r>
+        <w:t xml:space="preserve">monétique.</w:t>
+      </w:r>
+    </w:p>
+    <w:p>
+      <w:pPr>
+        <w:pStyle w:val="Corpsdetexte"/>
+      </w:pPr>
+      <w:r>
+        <w:t xml:space="preserve">Deux traitements opposés, qu’il ne faut pas confondre : le</w:t>
+      </w:r>
+      <w:r>
+        <w:t xml:space="preserve"> </w:t>
+      </w:r>
+      <w:r>
+        <w:rPr>
+          <w:b/>
+          <w:bCs/>
+        </w:rPr>
+        <w:t xml:space="preserve">secret TOTP est chiffré</w:t>
+      </w:r>
+      <w:r>
+        <w:t xml:space="preserve">, parce que le</w:t>
+      </w:r>
+      <w:r>
+        <w:t xml:space="preserve"> </w:t>
+      </w:r>
+      <w:r>
+        <w:t xml:space="preserve">serveur doit le relire pour recalculer le code attendu ; les</w:t>
+      </w:r>
+      <w:r>
+        <w:t xml:space="preserve"> </w:t>
+      </w:r>
+      <w:r>
+        <w:rPr>
+          <w:b/>
+          <w:bCs/>
+        </w:rPr>
+        <w:t xml:space="preserve">codes de récupération sont hachés</w:t>
+      </w:r>
+      <w:r>
+        <w:t xml:space="preserve">,</w:t>
+      </w:r>
+      <w:r>
+        <w:t xml:space="preserve"> </w:t>
+      </w:r>
+      <w:r>
+        <w:t xml:space="preserve">parce qu’on ne les relit jamais. C’est exactement l’inverse du raisonnement tenu pour les mots de</w:t>
+      </w:r>
+      <w:r>
+        <w:t xml:space="preserve"> </w:t>
+      </w:r>
+      <w:r>
+        <w:t xml:space="preserve">passe des comptes techniques.</w:t>
+      </w:r>
+    </w:p>
+    <w:p>
+      <w:pPr>
+        <w:pStyle w:val="Corpsdetexte"/>
+      </w:pPr>
+      <w:r>
+        <w:t xml:space="preserve">L’appairage n’active rien tant qu’un premier code correct ne l’a pas confirmé. Sans cette étape,</w:t>
+      </w:r>
+      <w:r>
+        <w:t xml:space="preserve"> </w:t>
+      </w:r>
+      <w:r>
+        <w:t xml:space="preserve">quelqu’un qui scanne mal son QR — ou dont le téléphone est à l’heure d’un autre fuseau — se</w:t>
+      </w:r>
+      <w:r>
+        <w:t xml:space="preserve"> </w:t>
+      </w:r>
+      <w:r>
+        <w:t xml:space="preserve">retrouverait enfermé dehors à sa connexion suivante, sans avoir rien fait de mal.</w:t>
+      </w:r>
+    </w:p>
+    <w:p>
+      <w:pPr>
+        <w:pStyle w:val="Corpsdetexte"/>
+      </w:pPr>
+      <w:r>
+        <w:t xml:space="preserve">Le point qui a demandé le plus de soin est l’interrupteur global.</w:t>
+      </w:r>
+      <w:r>
+        <w:t xml:space="preserve"> </w:t>
+      </w:r>
+      <w:r>
+        <w:rPr>
+          <w:b/>
+          <w:bCs/>
+        </w:rPr>
+        <w:t xml:space="preserve">Imposer la double</w:t>
+      </w:r>
+      <w:r>
+        <w:rPr>
+          <w:b/>
+          <w:bCs/>
+        </w:rPr>
+        <w:t xml:space="preserve"> </w:t>
+      </w:r>
+      <w:r>
+        <w:rPr>
+          <w:b/>
+          <w:bCs/>
+        </w:rPr>
+        <w:t xml:space="preserve">authentification n’appaire personne</w:t>
+      </w:r>
+      <w:r>
+        <w:t xml:space="preserve"> </w:t>
+      </w:r>
+      <w:r>
+        <w:t xml:space="preserve">: le jour où on l’active, aucun compte ne l’a configurée.</w:t>
+      </w:r>
+      <w:r>
+        <w:t xml:space="preserve"> </w:t>
+      </w:r>
+      <w:r>
+        <w:t xml:space="preserve">Laisser ces comptes entrer normalement viderait le réglage de tout effet ; leur refuser l’accès</w:t>
+      </w:r>
+      <w:r>
+        <w:t xml:space="preserve"> </w:t>
+      </w:r>
+      <w:r>
+        <w:t xml:space="preserve">rendrait l’appairage impossible. Ils reçoivent donc une</w:t>
+      </w:r>
+      <w:r>
+        <w:t xml:space="preserve"> </w:t>
+      </w:r>
+      <w:r>
+        <w:rPr>
+          <w:b/>
+          <w:bCs/>
+        </w:rPr>
+        <w:t xml:space="preserve">session restreinte</w:t>
+      </w:r>
+      <w:r>
+        <w:t xml:space="preserve">, que le garde limite</w:t>
+      </w:r>
+      <w:r>
+        <w:t xml:space="preserve"> </w:t>
+      </w:r>
+      <w:r>
+        <w:t xml:space="preserve">aux seules routes d’appairage, et qui cesse de l’être dès l’appairage confirmé. C’est la différence</w:t>
+      </w:r>
+      <w:r>
+        <w:t xml:space="preserve"> </w:t>
+      </w:r>
+      <w:r>
+        <w:t xml:space="preserve">entre un contrôle et une case à cocher décorative.</w:t>
+      </w:r>
+    </w:p>
+    <w:bookmarkEnd w:id="73"/>
+    <w:bookmarkStart w:id="74" w:name="autres-mesures"/>
     <w:p>
       <w:pPr>
         <w:pStyle w:val="Titre3"/>
@@ -4422,9 +4641,9 @@
         <w:t xml:space="preserve">réponses d’erreur, remplacée par un identifiant de corrélation journalisé côté serveur.</w:t>
       </w:r>
     </w:p>
-    <w:bookmarkEnd w:id="73"/>
     <w:bookmarkEnd w:id="74"/>
-    <w:bookmarkStart w:id="78" w:name="cycle-de-vie-dune-alerte"/>
+    <w:bookmarkEnd w:id="75"/>
+    <w:bookmarkStart w:id="79" w:name="cycle-de-vie-dune-alerte"/>
     <w:p>
       <w:pPr>
         <w:pStyle w:val="Titre2"/>
@@ -4442,18 +4661,18 @@
           <wp:inline>
             <wp:extent cx="5039999" cy="3104020"/>
             <wp:effectExtent b="0" l="0" r="0" t="0"/>
-            <wp:docPr descr="Cycle de vie d’une alerte" title="" id="76" name="Picture"/>
+            <wp:docPr descr="Cycle de vie d’une alerte" title="" id="77" name="Picture"/>
             <a:graphic>
               <a:graphicData uri="http://schemas.openxmlformats.org/drawingml/2006/picture">
                 <pic:pic>
                   <pic:nvPicPr>
-                    <pic:cNvPr descr="diagrammes/09-etats-alerte.png" id="77" name="Picture"/>
+                    <pic:cNvPr descr="diagrammes/09-etats-alerte.png" id="78" name="Picture"/>
                     <pic:cNvPicPr>
                       <a:picLocks noChangeArrowheads="1" noChangeAspect="1"/>
                     </pic:cNvPicPr>
                   </pic:nvPicPr>
                   <pic:blipFill>
-                    <a:blip r:embed="rId75"/>
+                    <a:blip r:embed="rId76"/>
                     <a:stretch>
                       <a:fillRect/>
                     </a:stretch>
@@ -4530,9 +4749,9 @@
         <w:t xml:space="preserve">le problème a été traité.</w:t>
       </w:r>
     </w:p>
-    <w:bookmarkEnd w:id="78"/>
     <w:bookmarkEnd w:id="79"/>
-    <w:bookmarkStart w:id="80" w:name="choix-de-conception-notables"/>
+    <w:bookmarkEnd w:id="80"/>
+    <w:bookmarkStart w:id="81" w:name="choix-de-conception-notables"/>
     <w:p>
       <w:pPr>
         <w:pStyle w:val="Titre1"/>
@@ -4997,9 +5216,113 @@
           </w:p>
         </w:tc>
       </w:tr>
+      <w:tr>
+        <w:tc>
+          <w:tcPr/>
+          <w:p>
+            <w:pPr>
+              <w:pStyle w:val="Compact"/>
+              <w:jc w:val="left"/>
+            </w:pPr>
+            <w:r>
+              <w:t xml:space="preserve">TOTP implémenté dans le dépôt</w:t>
+            </w:r>
+          </w:p>
+        </w:tc>
+        <w:tc>
+          <w:tcPr/>
+          <w:p>
+            <w:pPr>
+              <w:pStyle w:val="Compact"/>
+              <w:jc w:val="left"/>
+            </w:pPr>
+            <w:r>
+              <w:t xml:space="preserve">Trente lignes prouvées par les vecteurs de la RFC, contre une dépendance de plus</w:t>
+            </w:r>
+          </w:p>
+        </w:tc>
+      </w:tr>
+      <w:tr>
+        <w:tc>
+          <w:tcPr/>
+          <w:p>
+            <w:pPr>
+              <w:pStyle w:val="Compact"/>
+              <w:jc w:val="left"/>
+            </w:pPr>
+            <w:r>
+              <w:t xml:space="preserve">Secret TOTP chiffré, codes de récupération hachés</w:t>
+            </w:r>
+          </w:p>
+        </w:tc>
+        <w:tc>
+          <w:tcPr/>
+          <w:p>
+            <w:pPr>
+              <w:pStyle w:val="Compact"/>
+              <w:jc w:val="left"/>
+            </w:pPr>
+            <w:r>
+              <w:t xml:space="preserve">Le premier doit être relu, les seconds jamais</w:t>
+            </w:r>
+          </w:p>
+        </w:tc>
+      </w:tr>
+      <w:tr>
+        <w:tc>
+          <w:tcPr/>
+          <w:p>
+            <w:pPr>
+              <w:pStyle w:val="Compact"/>
+              <w:jc w:val="left"/>
+            </w:pPr>
+            <w:r>
+              <w:t xml:space="preserve">Appairage confirmé par un premier code</w:t>
+            </w:r>
+          </w:p>
+        </w:tc>
+        <w:tc>
+          <w:tcPr/>
+          <w:p>
+            <w:pPr>
+              <w:pStyle w:val="Compact"/>
+              <w:jc w:val="left"/>
+            </w:pPr>
+            <w:r>
+              <w:t xml:space="preserve">Un QR mal scanné n’enferme personne dehors</w:t>
+            </w:r>
+          </w:p>
+        </w:tc>
+      </w:tr>
+      <w:tr>
+        <w:tc>
+          <w:tcPr/>
+          <w:p>
+            <w:pPr>
+              <w:pStyle w:val="Compact"/>
+              <w:jc w:val="left"/>
+            </w:pPr>
+            <w:r>
+              <w:t xml:space="preserve">Session restreinte tant que la 2FA imposée n’est pas appairée</w:t>
+            </w:r>
+          </w:p>
+        </w:tc>
+        <w:tc>
+          <w:tcPr/>
+          <w:p>
+            <w:pPr>
+              <w:pStyle w:val="Compact"/>
+              <w:jc w:val="left"/>
+            </w:pPr>
+            <w:r>
+              <w:t xml:space="preserve">Sans quoi l’interrupteur global n’imposerait rien</w:t>
+            </w:r>
+          </w:p>
+        </w:tc>
+      </w:tr>
     </w:tbl>
-    <w:bookmarkEnd w:id="80"/>
-    <w:bookmarkStart w:id="81" w:name="qualité-et-vérification"/>
+    <w:bookmarkEnd w:id="81"/>
+    <w:bookmarkStart w:id="82" w:name="qualité-et-vérification"/>
     <w:p>
       <w:pPr>
         <w:pStyle w:val="Titre1"/>
@@ -5037,7 +5360,7 @@
         <w:t xml:space="preserve"> </w:t>
       </w:r>
       <w:r>
-        <w:t xml:space="preserve">— 119 tests couvrant en priorité ce qui est subtil et silencieux en cas</w:t>
+        <w:t xml:space="preserve">— 156 tests couvrant en priorité ce qui est subtil et silencieux en cas</w:t>
       </w:r>
       <w:r>
         <w:t xml:space="preserve"> </w:t>
@@ -5061,13 +5384,19 @@
         <w:t xml:space="preserve">scrypt</w:t>
       </w:r>
       <w:r>
-        <w:t xml:space="preserve">, et l’échappement des filtres LDAP. Cette</w:t>
-      </w:r>
-      <w:r>
-        <w:t xml:space="preserve"> </w:t>
-      </w:r>
-      <w:r>
-        <w:t xml:space="preserve">dernière famille mérite d’exister : une recherche annuaire sur</w:t>
+        <w:t xml:space="preserve">, l’échappement des filtres LDAP, le</w:t>
+      </w:r>
+      <w:r>
+        <w:t xml:space="preserve"> </w:t>
+      </w:r>
+      <w:r>
+        <w:t xml:space="preserve">chiffrement des secrets, et l’algorithme TOTP — celui-ci vérifié contre les six vecteurs de test</w:t>
+      </w:r>
+      <w:r>
+        <w:t xml:space="preserve"> </w:t>
+      </w:r>
+      <w:r>
+        <w:t xml:space="preserve">publiés par la RFC 6238. L’échappement LDAP mérite la même attention : une recherche annuaire sur</w:t>
       </w:r>
       <w:r>
         <w:t xml:space="preserve"> </w:t>
@@ -5082,13 +5411,7 @@
         <w:t xml:space="preserve"> </w:t>
       </w:r>
       <w:r>
-        <w:t xml:space="preserve">ne doit pas se</w:t>
-      </w:r>
-      <w:r>
-        <w:t xml:space="preserve"> </w:t>
-      </w:r>
-      <w:r>
-        <w:t xml:space="preserve">transformer en énumération complète de l’annuaire.</w:t>
+        <w:t xml:space="preserve">ne doit pas se transformer en énumération complète de l’annuaire.</w:t>
       </w:r>
     </w:p>
     <w:p>
@@ -5106,25 +5429,31 @@
         <w:t xml:space="preserve"> </w:t>
       </w:r>
       <w:r>
-        <w:t xml:space="preserve">— un script déroule le parcours d’authentification complet contre un</w:t>
-      </w:r>
-      <w:r>
-        <w:t xml:space="preserve"> </w:t>
-      </w:r>
-      <w:r>
-        <w:t xml:space="preserve">backend démarré : 43 vérifications sur les trois rôles, la recherche annuaire, la désactivation, la</w:t>
-      </w:r>
-      <w:r>
-        <w:t xml:space="preserve"> </w:t>
-      </w:r>
-      <w:r>
-        <w:t xml:space="preserve">session d’affichage, la limitation des tentatives, et le fait que cette limitation ne se contourne</w:t>
-      </w:r>
-      <w:r>
-        <w:t xml:space="preserve"> </w:t>
-      </w:r>
-      <w:r>
-        <w:t xml:space="preserve">pas.</w:t>
+        <w:t xml:space="preserve">— deux scripts déroulent les parcours complets contre un backend</w:t>
+      </w:r>
+      <w:r>
+        <w:t xml:space="preserve"> </w:t>
+      </w:r>
+      <w:r>
+        <w:t xml:space="preserve">démarré : 43 vérifications sur l’authentification — les trois rôles, la recherche annuaire, la</w:t>
+      </w:r>
+      <w:r>
+        <w:t xml:space="preserve"> </w:t>
+      </w:r>
+      <w:r>
+        <w:t xml:space="preserve">désactivation, la session d’affichage, la limitation des tentatives et son non-contournement — et</w:t>
+      </w:r>
+      <w:r>
+        <w:t xml:space="preserve"> </w:t>
+      </w:r>
+      <w:r>
+        <w:t xml:space="preserve">31 sur la double authentification : appairage, connexion en deux étapes, codes de récupération à</w:t>
+      </w:r>
+      <w:r>
+        <w:t xml:space="preserve"> </w:t>
+      </w:r>
+      <w:r>
+        <w:t xml:space="preserve">usage unique, session restreinte et réinitialisation par un administrateur.</w:t>
       </w:r>
     </w:p>
     <w:p>
@@ -5142,13 +5471,13 @@
         <w:t xml:space="preserve"> </w:t>
       </w:r>
       <w:r>
-        <w:t xml:space="preserve">— 33 contrôles sur les parcours de connexion, de</w:t>
-      </w:r>
-      <w:r>
-        <w:t xml:space="preserve"> </w:t>
-      </w:r>
-      <w:r>
-        <w:t xml:space="preserve">redirection et d’affichage différencié par rôle. Ce niveau n’est pas redondant avec les précédents :</w:t>
+        <w:t xml:space="preserve">— 48 contrôles sur les parcours de connexion, de</w:t>
+      </w:r>
+      <w:r>
+        <w:t xml:space="preserve"> </w:t>
+      </w:r>
+      <w:r>
+        <w:t xml:space="preserve">redirection, d’affichage différencié par rôle et d’appairage de la double authentification. Ce niveau n’est pas redondant avec les précédents :</w:t>
       </w:r>
       <w:r>
         <w:t xml:space="preserve"> </w:t>
@@ -5244,8 +5573,8 @@
         <w:t xml:space="preserve">est publié.</w:t>
       </w:r>
     </w:p>
-    <w:bookmarkEnd w:id="81"/>
-    <w:bookmarkStart w:id="82" w:name="limites-connues-et-évolutions"/>
+    <w:bookmarkEnd w:id="82"/>
+    <w:bookmarkStart w:id="83" w:name="limites-connues-et-évolutions"/>
     <w:p>
       <w:pPr>
         <w:pStyle w:val="Titre1"/>
@@ -5267,43 +5596,25 @@
           <w:b/>
           <w:bCs/>
         </w:rPr>
-        <w:t xml:space="preserve">Double authentification (TOTP)</w:t>
-      </w:r>
-      <w:r>
-        <w:t xml:space="preserve"> </w:t>
-      </w:r>
-      <w:r>
-        <w:t xml:space="preserve">: conçue, non implémentée. Le modèle et le parcours sont</w:t>
-      </w:r>
-      <w:r>
-        <w:t xml:space="preserve"> </w:t>
-      </w:r>
-      <w:r>
-        <w:t xml:space="preserve">décrits dans</w:t>
-      </w:r>
-      <w:r>
-        <w:t xml:space="preserve"> </w:t>
-      </w:r>
-      <w:r>
-        <w:rPr>
-          <w:rStyle w:val="VerbatimChar"/>
-        </w:rPr>
-        <w:t xml:space="preserve">docs/AUTH.md</w:t>
-      </w:r>
-      <w:r>
-        <w:t xml:space="preserve">. Les deux comptes techniques en resteront exclus — l’écran mural n’a</w:t>
-      </w:r>
-      <w:r>
-        <w:t xml:space="preserve"> </w:t>
-      </w:r>
-      <w:r>
-        <w:t xml:space="preserve">personne pour saisir un code, et le compte de secours doit fonctionner quand tout le reste est</w:t>
-      </w:r>
-      <w:r>
-        <w:t xml:space="preserve"> </w:t>
-      </w:r>
-      <w:r>
-        <w:t xml:space="preserve">cassé.</w:t>
+        <w:t xml:space="preserve">Adaptateur OpenSearch</w:t>
+      </w:r>
+      <w:r>
+        <w:t xml:space="preserve"> </w:t>
+      </w:r>
+      <w:r>
+        <w:t xml:space="preserve">: écrit, jamais exercé faute d’instance disponible. Le port est en</w:t>
+      </w:r>
+      <w:r>
+        <w:t xml:space="preserve"> </w:t>
+      </w:r>
+      <w:r>
+        <w:t xml:space="preserve">place et le basculement se fait par variable d’environnement, mais la bascule devra être validée</w:t>
+      </w:r>
+      <w:r>
+        <w:t xml:space="preserve"> </w:t>
+      </w:r>
+      <w:r>
+        <w:t xml:space="preserve">sur un environnement réel avant mise en production.</w:t>
       </w:r>
     </w:p>
     <w:p>
@@ -5319,25 +5630,19 @@
           <w:b/>
           <w:bCs/>
         </w:rPr>
-        <w:t xml:space="preserve">Adaptateur OpenSearch</w:t>
-      </w:r>
-      <w:r>
-        <w:t xml:space="preserve"> </w:t>
-      </w:r>
-      <w:r>
-        <w:t xml:space="preserve">: écrit, jamais exercé faute d’instance disponible. Le port est en</w:t>
-      </w:r>
-      <w:r>
-        <w:t xml:space="preserve"> </w:t>
-      </w:r>
-      <w:r>
-        <w:t xml:space="preserve">place et le basculement se fait par variable d’environnement, mais la bascule devra être validée</w:t>
-      </w:r>
-      <w:r>
-        <w:t xml:space="preserve"> </w:t>
-      </w:r>
-      <w:r>
-        <w:t xml:space="preserve">sur un environnement réel avant mise en production.</w:t>
+        <w:t xml:space="preserve">Déploiement Docker</w:t>
+      </w:r>
+      <w:r>
+        <w:t xml:space="preserve"> </w:t>
+      </w:r>
+      <w:r>
+        <w:t xml:space="preserve">: les fichiers de composition existent et n’ont pas été exécutés, le poste</w:t>
+      </w:r>
+      <w:r>
+        <w:t xml:space="preserve"> </w:t>
+      </w:r>
+      <w:r>
+        <w:t xml:space="preserve">de développement ne disposant pas de Docker.</w:t>
       </w:r>
     </w:p>
     <w:p>
@@ -5353,19 +5658,31 @@
           <w:b/>
           <w:bCs/>
         </w:rPr>
-        <w:t xml:space="preserve">Déploiement Docker</w:t>
-      </w:r>
-      <w:r>
-        <w:t xml:space="preserve"> </w:t>
-      </w:r>
-      <w:r>
-        <w:t xml:space="preserve">: les fichiers de composition existent et n’ont pas été exécutés, le poste</w:t>
-      </w:r>
-      <w:r>
-        <w:t xml:space="preserve"> </w:t>
-      </w:r>
-      <w:r>
-        <w:t xml:space="preserve">de développement ne disposant pas de Docker.</w:t>
+        <w:t xml:space="preserve">Alertes sonores et politiques navigateur</w:t>
+      </w:r>
+      <w:r>
+        <w:t xml:space="preserve"> </w:t>
+      </w:r>
+      <w:r>
+        <w:t xml:space="preserve">: le son fonctionne, mais dépend d’un réglage à faire</w:t>
+      </w:r>
+      <w:r>
+        <w:t xml:space="preserve"> </w:t>
+      </w:r>
+      <w:r>
+        <w:t xml:space="preserve">une fois par poste sur les navigateurs Chromium. Le contournement est documenté dans</w:t>
+      </w:r>
+      <w:r>
+        <w:t xml:space="preserve"> </w:t>
+      </w:r>
+      <w:r>
+        <w:rPr>
+          <w:rStyle w:val="VerbatimChar"/>
+        </w:rPr>
+        <w:t xml:space="preserve">docs/FRONTEND.md</w:t>
+      </w:r>
+      <w:r>
+        <w:t xml:space="preserve">.</w:t>
       </w:r>
     </w:p>
     <w:p>
@@ -5381,31 +5698,19 @@
           <w:b/>
           <w:bCs/>
         </w:rPr>
-        <w:t xml:space="preserve">Alertes sonores et politiques navigateur</w:t>
-      </w:r>
-      <w:r>
-        <w:t xml:space="preserve"> </w:t>
-      </w:r>
-      <w:r>
-        <w:t xml:space="preserve">: le son fonctionne, mais dépend d’un réglage à faire</w:t>
-      </w:r>
-      <w:r>
-        <w:t xml:space="preserve"> </w:t>
-      </w:r>
-      <w:r>
-        <w:t xml:space="preserve">une fois par poste sur les navigateurs Chromium. Le contournement est documenté dans</w:t>
-      </w:r>
-      <w:r>
-        <w:t xml:space="preserve"> </w:t>
-      </w:r>
-      <w:r>
-        <w:rPr>
-          <w:rStyle w:val="VerbatimChar"/>
-        </w:rPr>
-        <w:t xml:space="preserve">docs/FRONTEND.md</w:t>
-      </w:r>
-      <w:r>
-        <w:t xml:space="preserve">.</w:t>
+        <w:t xml:space="preserve">Édition en place de certaines entités</w:t>
+      </w:r>
+      <w:r>
+        <w:t xml:space="preserve"> </w:t>
+      </w:r>
+      <w:r>
+        <w:t xml:space="preserve">: les serveurs et les services surveillés se créent et</w:t>
+      </w:r>
+      <w:r>
+        <w:t xml:space="preserve"> </w:t>
+      </w:r>
+      <w:r>
+        <w:t xml:space="preserve">se suppriment, mais ne se modifient pas. Simplification assumée, à lever si le besoin se confirme.</w:t>
       </w:r>
     </w:p>
     <w:p>
@@ -5421,22 +5726,61 @@
           <w:b/>
           <w:bCs/>
         </w:rPr>
-        <w:t xml:space="preserve">Édition en place de certaines entités</w:t>
-      </w:r>
-      <w:r>
-        <w:t xml:space="preserve"> </w:t>
-      </w:r>
-      <w:r>
-        <w:t xml:space="preserve">: les serveurs et les services surveillés se créent et</w:t>
-      </w:r>
-      <w:r>
-        <w:t xml:space="preserve"> </w:t>
-      </w:r>
-      <w:r>
-        <w:t xml:space="preserve">se suppriment, mais ne se modifient pas. Simplification assumée, à lever si le besoin se confirme.</w:t>
+        <w:t xml:space="preserve">Perte de</w:t>
+      </w:r>
+      <w:r>
+        <w:rPr>
+          <w:b/>
+          <w:bCs/>
+        </w:rPr>
+        <w:t xml:space="preserve"> </w:t>
+      </w:r>
+      <w:r>
+        <w:rPr>
+          <w:rStyle w:val="VerbatimChar"/>
+          <w:b/>
+          <w:bCs/>
+        </w:rPr>
+        <w:t xml:space="preserve">AUTH_ENCRYPTION_KEY</w:t>
+      </w:r>
+      <w:r>
+        <w:t xml:space="preserve"> </w:t>
+      </w:r>
+      <w:r>
+        <w:t xml:space="preserve">: elle rend illisibles les secrets de double authentification</w:t>
+      </w:r>
+      <w:r>
+        <w:t xml:space="preserve"> </w:t>
+      </w:r>
+      <w:r>
+        <w:t xml:space="preserve">déjà appairés, et les codes de récupération ne sauvent pas de ce cas, leur empreinte dépendant de</w:t>
+      </w:r>
+      <w:r>
+        <w:t xml:space="preserve"> </w:t>
+      </w:r>
+      <w:r>
+        <w:t xml:space="preserve">la même clé. Les personnes concernées doivent réappairer. La sauvegarde de cette clé est traitée</w:t>
+      </w:r>
+      <w:r>
+        <w:t xml:space="preserve"> </w:t>
+      </w:r>
+      <w:r>
+        <w:t xml:space="preserve">dans le guide de déploiement, à côté de</w:t>
+      </w:r>
+      <w:r>
+        <w:t xml:space="preserve"> </w:t>
+      </w:r>
+      <w:r>
+        <w:rPr>
+          <w:rStyle w:val="VerbatimChar"/>
+        </w:rPr>
+        <w:t xml:space="preserve">AGENT_TOKEN_SECRET</w:t>
+      </w:r>
+      <w:r>
+        <w:t xml:space="preserve">, qui appelle la même précaution.</w:t>
       </w:r>
     </w:p>
-    <w:bookmarkEnd w:id="82"/>
+    <w:bookmarkEnd w:id="83"/>
     <w:sectPr>
       <w:footerReference r:id="rId16" w:type="default"/>
       <w:pgSz w:h="16838" w:w="11906"/>

--- a/ANALYSE_ET_CONCEPTION.docx
+++ b/ANALYSE_ET_CONCEPTION.docx
@@ -2779,7 +2779,7 @@
     </w:p>
     <w:bookmarkEnd w:id="52"/>
     <w:bookmarkEnd w:id="53"/>
-    <w:bookmarkStart w:id="80" w:name="conception-technique"/>
+    <w:bookmarkStart w:id="83" w:name="conception-technique"/>
     <w:p>
       <w:pPr>
         <w:pStyle w:val="Titre1"/>
@@ -3921,7 +3921,7 @@
       </w:r>
     </w:p>
     <w:bookmarkEnd w:id="66"/>
-    <w:bookmarkStart w:id="75" w:name="sécurité"/>
+    <w:bookmarkStart w:id="78" w:name="sécurité"/>
     <w:p>
       <w:pPr>
         <w:pStyle w:val="Titre2"/>
@@ -3988,7 +3988,7 @@
       <w:r>
         <w:drawing>
           <wp:inline>
-            <wp:extent cx="5399999" cy="4481468"/>
+            <wp:extent cx="5399999" cy="7128399"/>
             <wp:effectExtent b="0" l="0" r="0" t="0"/>
             <wp:docPr descr="Connexion" title="" id="68" name="Picture"/>
             <a:graphic>
@@ -4009,7 +4009,7 @@
                   <pic:spPr bwMode="auto">
                     <a:xfrm>
                       <a:off x="0" y="0"/>
-                      <a:ext cx="5399999" cy="4481468"/>
+                      <a:ext cx="5399999" cy="7128399"/>
                     </a:xfrm>
                     <a:prstGeom prst="rect">
                       <a:avLst/>
@@ -4344,7 +4344,7 @@
       </w:r>
     </w:p>
     <w:bookmarkEnd w:id="72"/>
-    <w:bookmarkStart w:id="73" w:name="double-authentification"/>
+    <w:bookmarkStart w:id="76" w:name="double-authentification"/>
     <w:p>
       <w:pPr>
         <w:pStyle w:val="Titre3"/>
@@ -4365,6 +4365,61 @@
       </w:r>
       <w:r>
         <w:t xml:space="preserve">d’authentification courantes.</w:t>
+      </w:r>
+    </w:p>
+    <w:p>
+      <w:pPr>
+        <w:pStyle w:val="CaptionedFigure"/>
+      </w:pPr>
+      <w:r>
+        <w:drawing>
+          <wp:inline>
+            <wp:extent cx="5399999" cy="7008232"/>
+            <wp:effectExtent b="0" l="0" r="0" t="0"/>
+            <wp:docPr descr="Appairage de la double authentification" title="" id="74" name="Picture"/>
+            <a:graphic>
+              <a:graphicData uri="http://schemas.openxmlformats.org/drawingml/2006/picture">
+                <pic:pic>
+                  <pic:nvPicPr>
+                    <pic:cNvPr descr="diagrammes/10-sequence-appairage-2fa.png" id="75" name="Picture"/>
+                    <pic:cNvPicPr>
+                      <a:picLocks noChangeArrowheads="1" noChangeAspect="1"/>
+                    </pic:cNvPicPr>
+                  </pic:nvPicPr>
+                  <pic:blipFill>
+                    <a:blip r:embed="rId73"/>
+                    <a:stretch>
+                      <a:fillRect/>
+                    </a:stretch>
+                  </pic:blipFill>
+                  <pic:spPr bwMode="auto">
+                    <a:xfrm>
+                      <a:off x="0" y="0"/>
+                      <a:ext cx="5399999" cy="7008232"/>
+                    </a:xfrm>
+                    <a:prstGeom prst="rect">
+                      <a:avLst/>
+                    </a:prstGeom>
+                    <a:noFill/>
+                    <a:ln w="9525">
+                      <a:noFill/>
+                      <a:headEnd/>
+                      <a:tailEnd/>
+                    </a:ln>
+                  </pic:spPr>
+                </pic:pic>
+              </a:graphicData>
+            </a:graphic>
+          </wp:inline>
+        </w:drawing>
+      </w:r>
+    </w:p>
+    <w:p>
+      <w:pPr>
+        <w:pStyle w:val="ImageCaption"/>
+      </w:pPr>
+      <w:r>
+        <w:t xml:space="preserve">Appairage de la double authentification</w:t>
       </w:r>
     </w:p>
     <w:p>
@@ -4492,6 +4547,58 @@
         <w:pStyle w:val="Corpsdetexte"/>
       </w:pPr>
       <w:r>
+        <w:t xml:space="preserve">La confirmation délivre dix</w:t>
+      </w:r>
+      <w:r>
+        <w:t xml:space="preserve"> </w:t>
+      </w:r>
+      <w:r>
+        <w:rPr>
+          <w:b/>
+          <w:bCs/>
+        </w:rPr>
+        <w:t xml:space="preserve">codes de récupération</w:t>
+      </w:r>
+      <w:r>
+        <w:t xml:space="preserve"> </w:t>
+      </w:r>
+      <w:r>
+        <w:t xml:space="preserve">à usage unique, affichés une seule fois. Ils</w:t>
+      </w:r>
+      <w:r>
+        <w:t xml:space="preserve"> </w:t>
+      </w:r>
+      <w:r>
+        <w:t xml:space="preserve">répondent au téléphone perdu : sans eux, la seule issue serait d’appeler un administrateur — et si</w:t>
+      </w:r>
+      <w:r>
+        <w:t xml:space="preserve"> </w:t>
+      </w:r>
+      <w:r>
+        <w:t xml:space="preserve">la personne concernée</w:t>
+      </w:r>
+      <w:r>
+        <w:t xml:space="preserve"> </w:t>
+      </w:r>
+      <w:r>
+        <w:rPr>
+          <w:i/>
+          <w:iCs/>
+        </w:rPr>
+        <w:t xml:space="preserve">est</w:t>
+      </w:r>
+      <w:r>
+        <w:t xml:space="preserve"> </w:t>
+      </w:r>
+      <w:r>
+        <w:t xml:space="preserve">le dernier administrateur, il n’y en aurait aucune.</w:t>
+      </w:r>
+    </w:p>
+    <w:p>
+      <w:pPr>
+        <w:pStyle w:val="Corpsdetexte"/>
+      </w:pPr>
+      <w:r>
         <w:t xml:space="preserve">Le point qui a demandé le plus de soin est l’interrupteur global.</w:t>
       </w:r>
       <w:r>
@@ -4562,8 +4669,8 @@
         <w:t xml:space="preserve">entre un contrôle et une case à cocher décorative.</w:t>
       </w:r>
     </w:p>
-    <w:bookmarkEnd w:id="73"/>
-    <w:bookmarkStart w:id="74" w:name="autres-mesures"/>
+    <w:bookmarkEnd w:id="76"/>
+    <w:bookmarkStart w:id="77" w:name="autres-mesures"/>
     <w:p>
       <w:pPr>
         <w:pStyle w:val="Titre3"/>
@@ -4641,9 +4748,9 @@
         <w:t xml:space="preserve">réponses d’erreur, remplacée par un identifiant de corrélation journalisé côté serveur.</w:t>
       </w:r>
     </w:p>
-    <w:bookmarkEnd w:id="74"/>
-    <w:bookmarkEnd w:id="75"/>
-    <w:bookmarkStart w:id="79" w:name="cycle-de-vie-dune-alerte"/>
+    <w:bookmarkEnd w:id="77"/>
+    <w:bookmarkEnd w:id="78"/>
+    <w:bookmarkStart w:id="82" w:name="cycle-de-vie-dune-alerte"/>
     <w:p>
       <w:pPr>
         <w:pStyle w:val="Titre2"/>
@@ -4661,18 +4768,18 @@
           <wp:inline>
             <wp:extent cx="5039999" cy="3104020"/>
             <wp:effectExtent b="0" l="0" r="0" t="0"/>
-            <wp:docPr descr="Cycle de vie d’une alerte" title="" id="77" name="Picture"/>
+            <wp:docPr descr="Cycle de vie d’une alerte" title="" id="80" name="Picture"/>
             <a:graphic>
               <a:graphicData uri="http://schemas.openxmlformats.org/drawingml/2006/picture">
                 <pic:pic>
                   <pic:nvPicPr>
-                    <pic:cNvPr descr="diagrammes/09-etats-alerte.png" id="78" name="Picture"/>
+                    <pic:cNvPr descr="diagrammes/09-etats-alerte.png" id="81" name="Picture"/>
                     <pic:cNvPicPr>
                       <a:picLocks noChangeArrowheads="1" noChangeAspect="1"/>
                     </pic:cNvPicPr>
                   </pic:nvPicPr>
                   <pic:blipFill>
-                    <a:blip r:embed="rId76"/>
+                    <a:blip r:embed="rId79"/>
                     <a:stretch>
                       <a:fillRect/>
                     </a:stretch>
@@ -4749,9 +4856,9 @@
         <w:t xml:space="preserve">le problème a été traité.</w:t>
       </w:r>
     </w:p>
-    <w:bookmarkEnd w:id="79"/>
-    <w:bookmarkEnd w:id="80"/>
-    <w:bookmarkStart w:id="81" w:name="choix-de-conception-notables"/>
+    <w:bookmarkEnd w:id="82"/>
+    <w:bookmarkEnd w:id="83"/>
+    <w:bookmarkStart w:id="84" w:name="choix-de-conception-notables"/>
     <w:p>
       <w:pPr>
         <w:pStyle w:val="Titre1"/>
@@ -5321,8 +5428,8 @@
         </w:tc>
       </w:tr>
     </w:tbl>
-    <w:bookmarkEnd w:id="81"/>
-    <w:bookmarkStart w:id="82" w:name="qualité-et-vérification"/>
+    <w:bookmarkEnd w:id="84"/>
+    <w:bookmarkStart w:id="85" w:name="qualité-et-vérification"/>
     <w:p>
       <w:pPr>
         <w:pStyle w:val="Titre1"/>
@@ -5573,8 +5680,8 @@
         <w:t xml:space="preserve">est publié.</w:t>
       </w:r>
     </w:p>
-    <w:bookmarkEnd w:id="82"/>
-    <w:bookmarkStart w:id="83" w:name="limites-connues-et-évolutions"/>
+    <w:bookmarkEnd w:id="85"/>
+    <w:bookmarkStart w:id="86" w:name="limites-connues-et-évolutions"/>
     <w:p>
       <w:pPr>
         <w:pStyle w:val="Titre1"/>
@@ -5780,7 +5887,7 @@
         <w:t xml:space="preserve">, qui appelle la même précaution.</w:t>
       </w:r>
     </w:p>
-    <w:bookmarkEnd w:id="83"/>
+    <w:bookmarkEnd w:id="86"/>
     <w:sectPr>
       <w:footerReference r:id="rId16" w:type="default"/>
       <w:pgSz w:h="16838" w:w="11906"/>
